--- a/docs/system_analysis/Requirements Specification – Ako.docx
+++ b/docs/system_analysis/Requirements Specification – Ako.docx
@@ -3921,7 +3921,7 @@
     <w:p>
       <w:pPr/>
       <w:r>
-        <w:t xml:space="preserve">Rules: only coordinators and teachers log in. Only coordinators create accounts and correct attendance after the class. A teacher edits only their own lessons and a coordinator can edit any lesson. The last rule is not written in the stories, so the team still has to confirm that coordinators can also do it.</w:t>
+        <w:t xml:space="preserve">Rules: only coordinators and teachers log in. Only coordinators create accounts and correct attendance after the class. A teacher edits only their own lessons and a coordinator can edit any lesson. The team confirmed the coordinator rule on 19 October 2026, and the US-006 story card now says so.</w:t>
       </w:r>
     </w:p>
     <w:p>
@@ -4708,7 +4708,7 @@
         </w:numPr>
       </w:pPr>
       <w:r>
-        <w:t xml:space="preserve">A Kaiārahi can be consulted before the cultural requirements are finalised. The consultation is still to be arranged.</w:t>
+        <w:t xml:space="preserve">A Kaiārahi can be consulted before the cultural requirements are finalised. Sandhya is contacting the Kaiārahi, and the consultation is still to be arranged.</w:t>
       </w:r>
     </w:p>
     <w:p>
@@ -5288,7 +5288,7 @@
           <w:p>
             <w:pPr/>
             <w:r>
-              <w:t xml:space="preserve">Team review of 18 October and decisions of 19 October. The team still has to confirm the CSV import, because the review comments say there is no file import</w:t>
+              <w:t xml:space="preserve">Team review of 18 October and decisions of 19 October. The team confirmed on 19 October 2026 that the CSV import (US-017) will be built, and that coordinators can edit any lesson. This replaces the review comment that said there is no file import</w:t>
             </w:r>
           </w:p>
         </w:tc>

--- a/docs/system_analysis/Requirements Specification – Ako.docx
+++ b/docs/system_analysis/Requirements Specification – Ako.docx
@@ -2600,7 +2600,7 @@
     <w:p>
       <w:pPr/>
       <w:r>
-        <w:t xml:space="preserve">Priority and sprint follow the story cards of 19 October 2026 and are the team's proposal. Sprint 1 is 16–19 Oct, Sprint 2 is 20–23 Oct and Sprint 3 is 24–27 Oct. Later means after the minimum viable product (MVP). The reasons are in section 8.</w:t>
+        <w:t xml:space="preserve">Priority and sprint follow the story cards of 19 October 2026 and are the team's proposal. Sprint 1 is 16–19 Oct, Sprint 2 is 20–23 Oct and Sprint 3 is 24–28 Oct. Later means after the minimum viable product (MVP). The reasons are in section 8.</w:t>
       </w:r>
     </w:p>
     <w:p>
